--- a/course_development/domains/active_inference_robotics/03_control_estimation/07_communication/output/lecture-content/07_communication-module.docx
+++ b/course_development/domains/active_inference_robotics/03_control_estimation/07_communication/output/lecture-content/07_communication-module.docx
@@ -19,7 +19,7 @@
     </w:p>
     <w:p>
       <w:r>
-        <w:t>This module explores Communication . In the Robotics curriculum, we approach this topic with a focus on specific applications and theoretical depth appropriate for the audience. Communication is a critical component of the 8-part Active Inference spine, bridging the gap between [Previous Topic] and [Next Topic].</w:t>
+        <w:t>This module explores Communication . In the Robotics curriculum, we approach this topic with a focus on specific applications and theoretical depth appropriate for the audience. Communication is a critical component of the 8-part Active Inference spine, bridging the gap between Learning and Planning.</w:t>
       </w:r>
     </w:p>
     <w:p>
@@ -66,9 +66,9 @@
       <w:r>
         <w:t>In Robotics, we see Communication manifest in:</w:t>
         <w:br/>
-        <w:t>* Specific Example 1 : [Add domain-specific example here]</w:t>
+        <w:t>* Specific Example 1 : A distributed Kalman filter across a formation of three drones shares state estimate covariance matrices over a wireless mesh network, where each drone treats its neighbors' transmitted state estimates as additional measurement updates in its own filter; the communication bandwidth directly constrains the precision of shared information -- when packet loss increases, each drone's filter automatically downweights the missing neighbor's contribution (reducing that channel's precision), demonstrating how Active Inference's precision-weighting naturally handles unreliable communication channels in multi-robot estimation.</w:t>
         <w:br/>
-        <w:t>* Specific Example 2 : [Add domain-specific example here]</w:t>
+        <w:t>* Specific Example 2 : A CAN-bus communication backbone on an industrial robot transmits joint encoder readings, motor current measurements, and torque commands between the central controller and distributed motor drives at 1 ms intervals; timing jitter and bus congestion introduce variable delays that the state estimator must account for by adjusting the prediction horizon of its generative model -- messages arriving late carry stale information with higher uncertainty, and the controller's communication protocol implicitly encodes this as reduced precision on delayed observations.</w:t>
       </w:r>
     </w:p>
     <w:p>
